--- a/companies/calderwood-partners/Engagements/Walker-Murray/2013.11.20 - Status Report - Walker-Murray v2 FINAL.docx
+++ b/companies/calderwood-partners/Engagements/Walker-Murray/2013.11.20 - Status Report - Walker-Murray v2 FINAL.docx
@@ -10,166 +10,9 @@
         <w:t>Status Report: Working Capital Program for Walker-Murray</w:t>
       </w:r>
     </w:p>
-    <w:tbl>
-      <w:tblPr>
-        <w:tblStyle w:val="TableGrid"/>
-        <w:tblW w:type="auto" w:w="0"/>
-        <w:tblLook w:firstColumn="1" w:firstRow="1" w:lastColumn="0" w:lastRow="0" w:noHBand="0" w:noVBand="1" w:val="04A0"/>
-      </w:tblPr>
-      <w:tblGrid>
-        <w:gridCol w:w="4320"/>
-        <w:gridCol w:w="4320"/>
-      </w:tblGrid>
-      <w:tr>
-        <w:tc>
-          <w:tcPr>
-            <w:tcW w:type="dxa" w:w="4320"/>
-          </w:tcPr>
-          <w:p>
-            <w:r>
-              <w:rPr>
-                <w:b/>
-              </w:rPr>
-              <w:t>Field</w:t>
-            </w:r>
-          </w:p>
-        </w:tc>
-        <w:tc>
-          <w:tcPr>
-            <w:tcW w:type="dxa" w:w="4320"/>
-          </w:tcPr>
-          <w:p>
-            <w:r>
-              <w:rPr>
-                <w:b/>
-              </w:rPr>
-              <w:t>Detail</w:t>
-            </w:r>
-          </w:p>
-        </w:tc>
-      </w:tr>
-      <w:tr>
-        <w:tc>
-          <w:tcPr>
-            <w:tcW w:type="dxa" w:w="4320"/>
-          </w:tcPr>
-          <w:p>
-            <w:r>
-              <w:t>Engagement</w:t>
-            </w:r>
-          </w:p>
-        </w:tc>
-        <w:tc>
-          <w:tcPr>
-            <w:tcW w:type="dxa" w:w="4320"/>
-          </w:tcPr>
-          <w:p>
-            <w:r>
-              <w:t>Working Capital Program</w:t>
-            </w:r>
-          </w:p>
-        </w:tc>
-      </w:tr>
-      <w:tr>
-        <w:tc>
-          <w:tcPr>
-            <w:tcW w:type="dxa" w:w="4320"/>
-          </w:tcPr>
-          <w:p>
-            <w:r>
-              <w:t>Client</w:t>
-            </w:r>
-          </w:p>
-        </w:tc>
-        <w:tc>
-          <w:tcPr>
-            <w:tcW w:type="dxa" w:w="4320"/>
-          </w:tcPr>
-          <w:p>
-            <w:r>
-              <w:t>Walker-Murray</w:t>
-            </w:r>
-          </w:p>
-        </w:tc>
-      </w:tr>
-      <w:tr>
-        <w:tc>
-          <w:tcPr>
-            <w:tcW w:type="dxa" w:w="4320"/>
-          </w:tcPr>
-          <w:p>
-            <w:r>
-              <w:t>Prepared for</w:t>
-            </w:r>
-          </w:p>
-        </w:tc>
-        <w:tc>
-          <w:tcPr>
-            <w:tcW w:type="dxa" w:w="4320"/>
-          </w:tcPr>
-          <w:p>
-            <w:r>
-              <w:t>Walker-Murray leadership</w:t>
-            </w:r>
-          </w:p>
-        </w:tc>
-      </w:tr>
-      <w:tr>
-        <w:tc>
-          <w:tcPr>
-            <w:tcW w:type="dxa" w:w="4320"/>
-          </w:tcPr>
-          <w:p>
-            <w:r>
-              <w:t>Prepared by</w:t>
-            </w:r>
-          </w:p>
-        </w:tc>
-        <w:tc>
-          <w:tcPr>
-            <w:tcW w:type="dxa" w:w="4320"/>
-          </w:tcPr>
-          <w:p>
-            <w:r>
-              <w:t>John Vasquez, Research Associate, Calderwood Partners</w:t>
-            </w:r>
-          </w:p>
-        </w:tc>
-      </w:tr>
-      <w:tr>
-        <w:tc>
-          <w:tcPr>
-            <w:tcW w:type="dxa" w:w="4320"/>
-          </w:tcPr>
-          <w:p>
-            <w:r>
-              <w:t>Position</w:t>
-            </w:r>
-          </w:p>
-        </w:tc>
-        <w:tc>
-          <w:tcPr>
-            <w:tcW w:type="dxa" w:w="4320"/>
-          </w:tcPr>
-          <w:p>
-            <w:r>
-              <w:t>Midpoint of the engagement</w:t>
-            </w:r>
-          </w:p>
-        </w:tc>
-      </w:tr>
-    </w:tbl>
-    <w:p>
-      <w:pPr>
-        <w:pStyle w:val="Heading2"/>
-      </w:pPr>
-      <w:r>
-        <w:t>Where the work stands</w:t>
-      </w:r>
-    </w:p>
     <w:p>
       <w:r>
-        <w:t>We are at the midpoint of the working capital program, and the engagement is on plan. The receivables and payables analysis is substantially complete, the inventory work is under way, and the shape of the opportunity is clearer than it was at kickoff. This report sets out what the first half produced, what the second half will do, the budget position, and the handful of risks worth watching. Where a number is given below it is one we can already stand behind; where a piece of work is still open, the report says so plainly. It is deliberately short on final figures. The inventory piece is not yet reconciled, and until it is, any total would be provisional; the next report will carry the full number.</w:t>
+        <w:t>This report covers the engagement through 20 November 2013. I prepared it for the executive sponsor at Walker-Murray, and Jason Torres, who leads the engagement, will carry the open items into the next review. The short version is that we are at the halfway mark and on plan, with the receivables and payables work far enough along to act on and one genuine problem, in the inventory data, that I set out plainly below rather than let it pass in the summary.</w:t>
       </w:r>
     </w:p>
     <w:p>
@@ -177,44 +20,12 @@
         <w:pStyle w:val="Heading2"/>
       </w:pPr>
       <w:r>
-        <w:t>What the first half produced</w:t>
+        <w:t>Where things stand</w:t>
       </w:r>
     </w:p>
     <w:p>
       <w:r>
-        <w:t>The first half was spent turning Walker-Murray's own records into an analysis the recommendations can rest on. Brenda Rodriguez led the receivables and payables work, and the figures are now reconciled to your ledgers rather than to our reconstruction of them. Two findings stand out. The receivables that are past terms are concentrated in a small number of large accounts, which means the collection effort can be focused rather than spread thin. On the payables side, a share of suppliers is being paid ahead of the agreed terms without an early-payment discount in return, which is cash leaving early for no return we have yet identified. For my part, I assembled the sector comparison that sits under those two findings, so that the receivables and payables figures can be read against what companies of Walker-Murray's size and trade normally carry, and not simply against zero.</w:t>
-      </w:r>
-    </w:p>
-    <w:p>
-      <w:pPr>
-        <w:pStyle w:val="ListBullet"/>
-      </w:pPr>
-      <w:r>
-        <w:t>A reconciled receivables aging, with the overdue balance traced to individual accounts and their terms.</w:t>
-      </w:r>
-    </w:p>
-    <w:p>
-      <w:pPr>
-        <w:pStyle w:val="ListBullet"/>
-      </w:pPr>
-      <w:r>
-        <w:t>A payables and terms review that identifies where the company pays earlier than it needs to.</w:t>
-      </w:r>
-    </w:p>
-    <w:p>
-      <w:pPr>
-        <w:pStyle w:val="ListBullet"/>
-      </w:pPr>
-      <w:r>
-        <w:t>A first, unreconciled read of the inventory by product line, enough to show the holding is uneven but not yet enough to size.</w:t>
-      </w:r>
-    </w:p>
-    <w:p>
-      <w:pPr>
-        <w:pStyle w:val="ListBullet"/>
-      </w:pPr>
-      <w:r>
-        <w:t>Sector background on comparable companies, so that each figure can be read against what is normal for a business like Walker-Murray rather than in isolation.</w:t>
+        <w:t>The engagement is at its midpoint and on its timeline. The work this period turned from gathering the client's data to reading it, and two of the three areas we set out to examine now rest on numbers the client's own finance team has seen and accepted. The third, inventory, is held up by a reconciliation problem that I describe under risks. Nothing now open threatens the plan, provided that problem is cleared in the next few weeks.</w:t>
       </w:r>
     </w:p>
     <w:p>
@@ -222,44 +33,17 @@
         <w:pStyle w:val="Heading2"/>
       </w:pPr>
       <w:r>
-        <w:t>The second half</w:t>
+        <w:t>What we finished this period</w:t>
       </w:r>
     </w:p>
     <w:p>
       <w:r>
-        <w:t>The remainder of the engagement turns the analysis into changes your team can act on. Jason Torres is framing the recommendations, and the priority is to move first on the cash that can be recovered without touching operations, since that is the least disruptive to realize. The main analytical work still open is the inventory, where the reconciliation now under way will tell us how much of the holding is buffering real demand and how much can safely come down. None of what remains changes the direction of the work; it fills in the size of the prize and turns the findings into a plan your managers can pick up and run.</w:t>
+        <w:t>The receivables analysis is complete. Collections run well past terms in two of your customer segments, and a small number of large accounts carry most of the overdue balance, so the first gains here are reachable without disturbing the wider customer base. The pattern holds across the last eight quarters, which tells us it is built into how the business runs rather than a passing month, and Brenda Rodriguez is already shaping it into a recommendation that separates the quick wins on the largest accounts from the longer structural fix to how collections are owned.</w:t>
       </w:r>
     </w:p>
     <w:p>
-      <w:pPr>
-        <w:pStyle w:val="ListBullet"/>
-      </w:pPr>
       <w:r>
-        <w:t>Complete the inventory reconciliation and size the recoverable holding by product line.</w:t>
-      </w:r>
-    </w:p>
-    <w:p>
-      <w:pPr>
-        <w:pStyle w:val="ListBullet"/>
-      </w:pPr>
-      <w:r>
-        <w:t>Turn the receivables and payables findings into specific actions, each with the cash it releases and what it takes to realize it.</w:t>
-      </w:r>
-    </w:p>
-    <w:p>
-      <w:pPr>
-        <w:pStyle w:val="ListBullet"/>
-      </w:pPr>
-      <w:r>
-        <w:t>Sequence the changes so the quick, low-risk recoveries come first and fund the attention the harder ones need.</w:t>
-      </w:r>
-    </w:p>
-    <w:p>
-      <w:pPr>
-        <w:pStyle w:val="ListBullet"/>
-      </w:pPr>
-      <w:r>
-        <w:t>Bring the whole set to your leadership as a short list of decisions, each with the evidence behind it.</w:t>
+        <w:t>The payables analysis is also done, and it points the other way. The business pays a large share of its suppliers faster than the agreed terms, which safeguards goodwill but leaves cash standing idle, and there is room to bring payment timing back in line without pressing any supplier the operation relies on. Any change here will come with a short list of the suppliers worth paying early on purpose, so that the recommendation is a deliberate policy and not a blanket stretch of every invoice. I have reconciled both the receivables and payables figures against the general ledger, and they tie out within a small margin.</w:t>
       </w:r>
     </w:p>
     <w:p>
@@ -267,12 +51,12 @@
         <w:pStyle w:val="Heading2"/>
       </w:pPr>
       <w:r>
-        <w:t>Budget</w:t>
+        <w:t>The engagement budget</w:t>
       </w:r>
     </w:p>
     <w:p>
       <w:r>
-        <w:t>The engagement is tracking within its fixed fee of $30,000. The analysis phase came in on the effort we planned, and nothing in the work ahead calls for more than was scoped. If the second half surfaces a question outside the agreed scope, we will raise it with you and agree any change before we act on it, not after.</w:t>
+        <w:t>The engagement is billed at a fixed fee of $30,000. About half of that is earned as of this report, which matches the share of the work now done, and on the current plan the remainder is enough to carry the work still ahead without change. The one caveat is the inventory reconciliation noted below; if clearing it means examining the warehouse records line by line, that is more hours than the plan assumes, and we will bring the question to you before that work begins rather than after.</w:t>
       </w:r>
     </w:p>
     <w:p>
@@ -280,41 +64,38 @@
         <w:pStyle w:val="Heading2"/>
       </w:pPr>
       <w:r>
-        <w:t>Risks worth watching</w:t>
+        <w:t>The weeks ahead</w:t>
       </w:r>
     </w:p>
     <w:p>
       <w:r>
-        <w:t>Three risks are worth naming now, while each can still be managed.</w:t>
+        <w:t>The next stretch is about turning the receivables and payables findings into a program you can act on, and about getting the inventory numbers onto ground we can trust. Brenda Rodriguez will complete the working capital model once the inventory data is sound, so that the three areas can be read together rather than one at a time, and Jason Torres and I will bring the first cut of the recommendations to a working session before they harden, so your managers can argue with them while they can still move. Each recommendation will separate the cash that can be freed in the near term from the part that depends on longer changes to how the work is organized, and will name what it asks of your team, so that when we hand it over it reads as a plan someone can own rather than a set of observations.</w:t>
       </w:r>
     </w:p>
     <w:p>
       <w:pPr>
-        <w:pStyle w:val="ListBullet"/>
+        <w:pStyle w:val="Heading2"/>
       </w:pPr>
       <w:r>
-        <w:t>Invoice-date quality behind the receivables aging. A sample turned up invoices dated on dispatch rather than on billing, which flatters the aging; your team is confirming the dates, and the collections case waits on that confirmation.</w:t>
+        <w:t>What I am watching</w:t>
+      </w:r>
+    </w:p>
+    <w:p>
+      <w:r>
+        <w:t>There is one risk and one dependency, and they are the same knot seen from two sides. The inventory extract does not reconcile to the general ledger, and the likeliest cause is how the warehouse system records stock in transit. Until that is resolved I will not build a working capital figure on the inventory numbers, because a total that rests on a bad count would not survive the first hard question. Clearing it depends on access to the person who owns the warehouse system, and that access is the single thing most likely to move the timeline if it is slow to come.</w:t>
       </w:r>
     </w:p>
     <w:p>
       <w:pPr>
-        <w:pStyle w:val="ListBullet"/>
+        <w:pStyle w:val="Heading2"/>
       </w:pPr>
       <w:r>
-        <w:t>Off-invoice supplier terms. Before we recommend paying strictly to term, we need to be sure none of the early payments are buying something that does not appear on the invoice, such as priority on supply. That check is under way.</w:t>
-      </w:r>
-    </w:p>
-    <w:p>
-      <w:pPr>
-        <w:pStyle w:val="ListBullet"/>
-      </w:pPr>
-      <w:r>
-        <w:t>Timeliness of inputs. The inventory reconciliation depends on data from your team; the schedule for the second half assumes it arrives without long delay, and a slip there moves the finish, not the scope.</w:t>
+        <w:t>What we need from you</w:t>
       </w:r>
     </w:p>
     <w:p>
       <w:r>
-        <w:t>None of these threatens the engagement, and each is on our log with an owner against it. Brenda Rodriguez and I will keep the analysis moving on the items within our control, and we will flag anything that needs a decision from your side as soon as it is ripe rather than saving it for the next report.</w:t>
+        <w:t>One step this period keeps the rest on plan: please name the owner of the warehouse system and clear our access to them, so that John Vasquez can close the inventory reconciliation. I will send the exact list of what we need, file by file, the day this report reaches you.</w:t>
       </w:r>
     </w:p>
     <w:sectPr>
